--- a/Cloudflair R2 API.docx
+++ b/Cloudflair R2 API.docx
@@ -9,7 +9,6 @@
           <w:bCs/>
         </w:rPr>
       </w:pPr>
-      <w:proofErr w:type="spellStart"/>
       <w:r>
         <w:rPr>
           <w:rFonts w:hint="eastAsia"/>
@@ -18,56 +17,28 @@
           <w:sz w:val="40"/>
           <w:szCs w:val="40"/>
         </w:rPr>
-        <w:t>Cloudflair</w:t>
-      </w:r>
-      <w:proofErr w:type="spellEnd"/>
+        <w:t>Cloudflair R2</w:t>
+      </w:r>
+      <w:r>
+        <w:br/>
+      </w:r>
+      <w:r>
+        <w:br/>
+      </w:r>
+      <w:r>
+        <w:rPr>
+          <w:b/>
+          <w:bCs/>
+        </w:rPr>
+        <w:t>R2_ACCESS_KEY_ID</w:t>
+      </w:r>
       <w:r>
         <w:rPr>
           <w:rFonts w:hint="eastAsia"/>
           <w:b/>
           <w:bCs/>
-          <w:sz w:val="40"/>
-          <w:szCs w:val="40"/>
-        </w:rPr>
-        <w:t xml:space="preserve"> R2</w:t>
-      </w:r>
-      <w:r>
-        <w:br/>
-      </w:r>
-      <w:r>
-        <w:br/>
-      </w:r>
-      <w:r>
-        <w:rPr>
-          <w:b/>
-          <w:bCs/>
-        </w:rPr>
-        <w:t xml:space="preserve">Access Key </w:t>
-      </w:r>
-      <w:proofErr w:type="gramStart"/>
-      <w:r>
-        <w:rPr>
-          <w:b/>
-          <w:bCs/>
-        </w:rPr>
-        <w:t>ID</w:t>
-      </w:r>
-      <w:r>
-        <w:rPr>
-          <w:rFonts w:hint="eastAsia"/>
-          <w:b/>
-          <w:bCs/>
-        </w:rPr>
-        <w:t xml:space="preserve"> :</w:t>
-      </w:r>
-      <w:proofErr w:type="gramEnd"/>
-      <w:r>
-        <w:rPr>
-          <w:rFonts w:hint="eastAsia"/>
-          <w:b/>
-          <w:bCs/>
-        </w:rPr>
-        <w:t xml:space="preserve"> </w:t>
+        </w:rPr>
+        <w:t xml:space="preserve"> : </w:t>
       </w:r>
       <w:r>
         <w:rPr>
@@ -87,42 +58,24 @@
     <w:p>
       <w:pPr>
         <w:rPr>
+          <w:b/>
+          <w:bCs/>
+        </w:rPr>
+      </w:pPr>
+      <w:r>
+        <w:rPr>
+          <w:b/>
+          <w:bCs/>
+        </w:rPr>
+        <w:t>R2_SECRET_ACCESS_KEY</w:t>
+      </w:r>
+      <w:r>
+        <w:rPr>
           <w:rFonts w:hint="eastAsia"/>
           <w:b/>
           <w:bCs/>
         </w:rPr>
-      </w:pPr>
-      <w:r>
-        <w:rPr>
-          <w:b/>
-          <w:bCs/>
-        </w:rPr>
-        <w:t xml:space="preserve">Secret Access </w:t>
-      </w:r>
-      <w:proofErr w:type="gramStart"/>
-      <w:r>
-        <w:rPr>
-          <w:b/>
-          <w:bCs/>
-        </w:rPr>
-        <w:t>Key</w:t>
-      </w:r>
-      <w:r>
-        <w:rPr>
-          <w:rFonts w:hint="eastAsia"/>
-          <w:b/>
-          <w:bCs/>
-        </w:rPr>
-        <w:t xml:space="preserve"> :</w:t>
-      </w:r>
-      <w:proofErr w:type="gramEnd"/>
-      <w:r>
-        <w:rPr>
-          <w:rFonts w:hint="eastAsia"/>
-          <w:b/>
-          <w:bCs/>
-        </w:rPr>
-        <w:t xml:space="preserve"> </w:t>
+        <w:t xml:space="preserve"> : </w:t>
       </w:r>
       <w:r>
         <w:rPr>
@@ -139,13 +92,12 @@
           <w:bCs/>
         </w:rPr>
       </w:pPr>
-      <w:proofErr w:type="gramStart"/>
-      <w:r>
-        <w:rPr>
-          <w:b/>
-          <w:bCs/>
-        </w:rPr>
-        <w:t>E</w:t>
+      <w:r>
+        <w:rPr>
+          <w:b/>
+          <w:bCs/>
+        </w:rPr>
+        <w:t>R2_ENDPOINT</w:t>
       </w:r>
       <w:r>
         <w:rPr>
@@ -153,9 +105,8 @@
           <w:b/>
           <w:bCs/>
         </w:rPr>
-        <w:t>ndpoint :</w:t>
-      </w:r>
-      <w:proofErr w:type="gramEnd"/>
+        <w:t xml:space="preserve"> :</w:t>
+      </w:r>
       <w:r>
         <w:rPr>
           <w:b/>
@@ -179,13 +130,104 @@
           <w:bCs/>
         </w:rPr>
       </w:pPr>
-    </w:p>
-    <w:p>
-      <w:pPr>
+      <w:r>
         <w:rPr>
           <w:rFonts w:hint="eastAsia"/>
-        </w:rPr>
-      </w:pPr>
+          <w:b/>
+          <w:bCs/>
+        </w:rPr>
+        <w:t xml:space="preserve">R2 </w:t>
+      </w:r>
+      <w:r>
+        <w:rPr>
+          <w:b/>
+          <w:bCs/>
+        </w:rPr>
+        <w:t>B</w:t>
+      </w:r>
+      <w:r>
+        <w:rPr>
+          <w:rFonts w:hint="eastAsia"/>
+          <w:b/>
+          <w:bCs/>
+        </w:rPr>
+        <w:t>ucket name:</w:t>
+      </w:r>
+      <w:r>
+        <w:rPr>
+          <w:b/>
+          <w:bCs/>
+        </w:rPr>
+        <w:br/>
+        <w:t>foms-storage</w:t>
+      </w:r>
+      <w:r>
+        <w:rPr>
+          <w:b/>
+          <w:bCs/>
+        </w:rPr>
+        <w:br/>
+      </w:r>
+      <w:r>
+        <w:rPr>
+          <w:b/>
+          <w:bCs/>
+        </w:rPr>
+        <w:br/>
+      </w:r>
+      <w:r>
+        <w:rPr>
+          <w:b/>
+          <w:bCs/>
+        </w:rPr>
+        <w:br/>
+      </w:r>
+      <w:r>
+        <w:rPr>
+          <w:rFonts w:hint="eastAsia"/>
+          <w:b/>
+          <w:bCs/>
+        </w:rPr>
+        <w:t xml:space="preserve">R2 </w:t>
+      </w:r>
+      <w:r>
+        <w:rPr>
+          <w:b/>
+          <w:bCs/>
+        </w:rPr>
+        <w:t>B</w:t>
+      </w:r>
+      <w:r>
+        <w:rPr>
+          <w:rFonts w:hint="eastAsia"/>
+          <w:b/>
+          <w:bCs/>
+        </w:rPr>
+        <w:t>ucket name:</w:t>
+      </w:r>
+      <w:r>
+        <w:rPr>
+          <w:b/>
+          <w:bCs/>
+        </w:rPr>
+        <w:br/>
+        <w:t>foms-</w:t>
+      </w:r>
+      <w:r>
+        <w:rPr>
+          <w:rFonts w:hint="eastAsia"/>
+          <w:b/>
+          <w:bCs/>
+        </w:rPr>
+        <w:t>production</w:t>
+      </w:r>
+      <w:r>
+        <w:rPr>
+          <w:b/>
+          <w:bCs/>
+        </w:rPr>
+        <w:br/>
+      </w:r>
     </w:p>
     <w:sectPr>
       <w:pgSz w:w="11906" w:h="16838"/>
@@ -195,6 +237,56 @@
     </w:sectPr>
   </w:body>
 </w:document>
+</file>
+
+<file path=word/endnotes.xml><?xml version="1.0" encoding="utf-8"?>
+<w:endnotes xmlns:wpc="http://schemas.microsoft.com/office/word/2010/wordprocessingCanvas" xmlns:cx="http://schemas.microsoft.com/office/drawing/2014/chartex" xmlns:cx1="http://schemas.microsoft.com/office/drawing/2015/9/8/chartex" xmlns:cx2="http://schemas.microsoft.com/office/drawing/2015/10/21/chartex" xmlns:cx3="http://schemas.microsoft.com/office/drawing/2016/5/9/chartex" xmlns:cx4="http://schemas.microsoft.com/office/drawing/2016/5/10/chartex" xmlns:cx5="http://schemas.microsoft.com/office/drawing/2016/5/11/chartex" xmlns:cx6="http://schemas.microsoft.com/office/drawing/2016/5/12/chartex" xmlns:cx7="http://schemas.microsoft.com/office/drawing/2016/5/13/chartex" xmlns:cx8="http://schemas.microsoft.com/office/drawing/2016/5/14/chartex" xmlns:mc="http://schemas.openxmlformats.org/markup-compatibility/2006" xmlns:aink="http://schemas.microsoft.com/office/drawing/2016/ink" xmlns:am3d="http://schemas.microsoft.com/office/drawing/2017/model3d" xmlns:o="urn:schemas-microsoft-com:office:office" xmlns:oel="http://schemas.microsoft.com/office/2019/extlst" xmlns:r="http://schemas.openxmlformats.org/officeDocument/2006/relationships" xmlns:m="http://schemas.openxmlformats.org/officeDocument/2006/math" xmlns:v="urn:schemas-microsoft-com:vml" xmlns:wp14="http://schemas.microsoft.com/office/word/2010/wordprocessingDrawing" xmlns:wp="http://schemas.openxmlformats.org/drawingml/2006/wordprocessingDrawing" xmlns:w10="urn:schemas-microsoft-com:office:word" xmlns:w="http://schemas.openxmlformats.org/wordprocessingml/2006/main" xmlns:w14="http://schemas.microsoft.com/office/word/2010/wordml" xmlns:w15="http://schemas.microsoft.com/office/word/2012/wordml" xmlns:w16cex="http://schemas.microsoft.com/office/word/2018/wordml/cex" xmlns:w16cid="http://schemas.microsoft.com/office/word/2016/wordml/cid" xmlns:w16="http://schemas.microsoft.com/office/word/2018/wordml" xmlns:w16du="http://schemas.microsoft.com/office/word/2023/wordml/word16du" xmlns:w16sdtdh="http://schemas.microsoft.com/office/word/2020/wordml/sdtdatahash" xmlns:w16sdtfl="http://schemas.microsoft.com/office/word/2024/wordml/sdtformatlock" xmlns:w16se="http://schemas.microsoft.com/office/word/2015/wordml/symex" xmlns:wpg="http://schemas.microsoft.com/office/word/2010/wordprocessingGroup" xmlns:wpi="http://schemas.microsoft.com/office/word/2010/wordprocessingInk" xmlns:wne="http://schemas.microsoft.com/office/word/2006/wordml" xmlns:wps="http://schemas.microsoft.com/office/word/2010/wordprocessingShape" mc:Ignorable="w14 w15 w16se w16cid w16 w16cex w16sdtdh w16sdtfl w16du wp14">
+  <w:endnote w:type="separator" w:id="-1">
+    <w:p>
+      <w:pPr>
+        <w:spacing w:after="0"/>
+      </w:pPr>
+      <w:r>
+        <w:separator/>
+      </w:r>
+    </w:p>
+  </w:endnote>
+  <w:endnote w:type="continuationSeparator" w:id="0">
+    <w:p>
+      <w:pPr>
+        <w:spacing w:after="0"/>
+      </w:pPr>
+      <w:r>
+        <w:continuationSeparator/>
+      </w:r>
+    </w:p>
+  </w:endnote>
+</w:endnotes>
+</file>
+
+<file path=word/footnotes.xml><?xml version="1.0" encoding="utf-8"?>
+<w:footnotes xmlns:wpc="http://schemas.microsoft.com/office/word/2010/wordprocessingCanvas" xmlns:cx="http://schemas.microsoft.com/office/drawing/2014/chartex" xmlns:cx1="http://schemas.microsoft.com/office/drawing/2015/9/8/chartex" xmlns:cx2="http://schemas.microsoft.com/office/drawing/2015/10/21/chartex" xmlns:cx3="http://schemas.microsoft.com/office/drawing/2016/5/9/chartex" xmlns:cx4="http://schemas.microsoft.com/office/drawing/2016/5/10/chartex" xmlns:cx5="http://schemas.microsoft.com/office/drawing/2016/5/11/chartex" xmlns:cx6="http://schemas.microsoft.com/office/drawing/2016/5/12/chartex" xmlns:cx7="http://schemas.microsoft.com/office/drawing/2016/5/13/chartex" xmlns:cx8="http://schemas.microsoft.com/office/drawing/2016/5/14/chartex" xmlns:mc="http://schemas.openxmlformats.org/markup-compatibility/2006" xmlns:aink="http://schemas.microsoft.com/office/drawing/2016/ink" xmlns:am3d="http://schemas.microsoft.com/office/drawing/2017/model3d" xmlns:o="urn:schemas-microsoft-com:office:office" xmlns:oel="http://schemas.microsoft.com/office/2019/extlst" xmlns:r="http://schemas.openxmlformats.org/officeDocument/2006/relationships" xmlns:m="http://schemas.openxmlformats.org/officeDocument/2006/math" xmlns:v="urn:schemas-microsoft-com:vml" xmlns:wp14="http://schemas.microsoft.com/office/word/2010/wordprocessingDrawing" xmlns:wp="http://schemas.openxmlformats.org/drawingml/2006/wordprocessingDrawing" xmlns:w10="urn:schemas-microsoft-com:office:word" xmlns:w="http://schemas.openxmlformats.org/wordprocessingml/2006/main" xmlns:w14="http://schemas.microsoft.com/office/word/2010/wordml" xmlns:w15="http://schemas.microsoft.com/office/word/2012/wordml" xmlns:w16cex="http://schemas.microsoft.com/office/word/2018/wordml/cex" xmlns:w16cid="http://schemas.microsoft.com/office/word/2016/wordml/cid" xmlns:w16="http://schemas.microsoft.com/office/word/2018/wordml" xmlns:w16du="http://schemas.microsoft.com/office/word/2023/wordml/word16du" xmlns:w16sdtdh="http://schemas.microsoft.com/office/word/2020/wordml/sdtdatahash" xmlns:w16sdtfl="http://schemas.microsoft.com/office/word/2024/wordml/sdtformatlock" xmlns:w16se="http://schemas.microsoft.com/office/word/2015/wordml/symex" xmlns:wpg="http://schemas.microsoft.com/office/word/2010/wordprocessingGroup" xmlns:wpi="http://schemas.microsoft.com/office/word/2010/wordprocessingInk" xmlns:wne="http://schemas.microsoft.com/office/word/2006/wordml" xmlns:wps="http://schemas.microsoft.com/office/word/2010/wordprocessingShape" mc:Ignorable="w14 w15 w16se w16cid w16 w16cex w16sdtdh w16sdtfl w16du wp14">
+  <w:footnote w:type="separator" w:id="-1">
+    <w:p>
+      <w:pPr>
+        <w:spacing w:after="0"/>
+      </w:pPr>
+      <w:r>
+        <w:separator/>
+      </w:r>
+    </w:p>
+  </w:footnote>
+  <w:footnote w:type="continuationSeparator" w:id="0">
+    <w:p>
+      <w:pPr>
+        <w:spacing w:after="0"/>
+      </w:pPr>
+      <w:r>
+        <w:continuationSeparator/>
+      </w:r>
+    </w:p>
+  </w:footnote>
+</w:footnotes>
 </file>
 
 <file path=word/styles.xml><?xml version="1.0" encoding="utf-8"?>
@@ -1137,6 +1229,50 @@
       <w:szCs w:val="20"/>
     </w:rPr>
   </w:style>
+  <w:style w:type="paragraph" w:styleId="aa">
+    <w:name w:val="header"/>
+    <w:basedOn w:val="a"/>
+    <w:link w:val="Char3"/>
+    <w:uiPriority w:val="99"/>
+    <w:unhideWhenUsed/>
+    <w:rsid w:val="003F6F30"/>
+    <w:pPr>
+      <w:tabs>
+        <w:tab w:val="center" w:pos="4513"/>
+        <w:tab w:val="right" w:pos="9026"/>
+      </w:tabs>
+      <w:snapToGrid w:val="0"/>
+    </w:pPr>
+  </w:style>
+  <w:style w:type="character" w:customStyle="1" w:styleId="Char3">
+    <w:name w:val="머리글 Char"/>
+    <w:basedOn w:val="a0"/>
+    <w:link w:val="aa"/>
+    <w:uiPriority w:val="99"/>
+    <w:rsid w:val="003F6F30"/>
+  </w:style>
+  <w:style w:type="paragraph" w:styleId="ab">
+    <w:name w:val="footer"/>
+    <w:basedOn w:val="a"/>
+    <w:link w:val="Char4"/>
+    <w:uiPriority w:val="99"/>
+    <w:unhideWhenUsed/>
+    <w:rsid w:val="003F6F30"/>
+    <w:pPr>
+      <w:tabs>
+        <w:tab w:val="center" w:pos="4513"/>
+        <w:tab w:val="right" w:pos="9026"/>
+      </w:tabs>
+      <w:snapToGrid w:val="0"/>
+    </w:pPr>
+  </w:style>
+  <w:style w:type="character" w:customStyle="1" w:styleId="Char4">
+    <w:name w:val="바닥글 Char"/>
+    <w:basedOn w:val="a0"/>
+    <w:link w:val="ab"/>
+    <w:uiPriority w:val="99"/>
+    <w:rsid w:val="003F6F30"/>
+  </w:style>
 </w:styles>
 </file>
 
